--- a/Goal Form fields.docx
+++ b/Goal Form fields.docx
@@ -15,10 +15,10 @@
     <w:p>
       <w:r>
         <w:drawing>
-          <wp:inline distT="0" distB="0" distL="0" distR="0" wp14:anchorId="6460AA0C" wp14:editId="2D3998AE">
+          <wp:inline distT="0" distB="0" distL="0" distR="0" wp14:anchorId="5818DC11" wp14:editId="3ADE8058">
             <wp:extent cx="4914900" cy="2406650"/>
             <wp:effectExtent l="0" t="0" r="0" b="0"/>
-            <wp:docPr id="837361103" name="Picture 12"/>
+            <wp:docPr id="1012306338" name="Picture 12"/>
             <wp:cNvGraphicFramePr>
               <a:graphicFrameLocks xmlns:a="http://schemas.openxmlformats.org/drawingml/2006/main" noChangeAspect="1"/>
             </wp:cNvGraphicFramePr>
@@ -68,12 +68,14 @@
       <w:r>
         <w:t> </w:t>
       </w:r>
+    </w:p>
+    <w:p>
       <w:r>
         <w:drawing>
-          <wp:inline distT="0" distB="0" distL="0" distR="0" wp14:anchorId="6B6875AF" wp14:editId="26FC0431">
+          <wp:inline distT="0" distB="0" distL="0" distR="0" wp14:anchorId="4CBF5EE7" wp14:editId="5B6488BC">
             <wp:extent cx="5238750" cy="3321050"/>
             <wp:effectExtent l="0" t="0" r="0" b="0"/>
-            <wp:docPr id="2119991970" name="Picture 11"/>
+            <wp:docPr id="461006441" name="Picture 11"/>
             <wp:cNvGraphicFramePr>
               <a:graphicFrameLocks xmlns:a="http://schemas.openxmlformats.org/drawingml/2006/main" noChangeAspect="1"/>
             </wp:cNvGraphicFramePr>
@@ -121,7 +123,17 @@
     </w:p>
     <w:p>
       <w:r>
-        <w:t>  </w:t>
+        <w:t> </w:t>
+      </w:r>
+    </w:p>
+    <w:p>
+      <w:r>
+        <w:t> </w:t>
+      </w:r>
+    </w:p>
+    <w:p>
+      <w:r>
+        <w:t> </w:t>
       </w:r>
     </w:p>
     <w:p>
@@ -133,10 +145,10 @@
       <w:r>
         <w:lastRenderedPageBreak/>
         <w:drawing>
-          <wp:inline distT="0" distB="0" distL="0" distR="0" wp14:anchorId="2177A6EC" wp14:editId="0010FE64">
+          <wp:inline distT="0" distB="0" distL="0" distR="0" wp14:anchorId="64A89EE1" wp14:editId="15D65AC2">
             <wp:extent cx="5130800" cy="1828800"/>
             <wp:effectExtent l="0" t="0" r="0" b="0"/>
-            <wp:docPr id="1762847759" name="Picture 10"/>
+            <wp:docPr id="1431546099" name="Picture 10"/>
             <wp:cNvGraphicFramePr>
               <a:graphicFrameLocks xmlns:a="http://schemas.openxmlformats.org/drawingml/2006/main" noChangeAspect="1"/>
             </wp:cNvGraphicFramePr>
@@ -184,16 +196,21 @@
     </w:p>
     <w:p>
       <w:r>
-        <w:t> Key Results Area :</w:t>
+        <w:t> </w:t>
+      </w:r>
+    </w:p>
+    <w:p>
+      <w:r>
+        <w:t>Key Results Area :</w:t>
       </w:r>
     </w:p>
     <w:p>
       <w:r>
         <w:drawing>
-          <wp:inline distT="0" distB="0" distL="0" distR="0" wp14:anchorId="064B7864" wp14:editId="530A477D">
+          <wp:inline distT="0" distB="0" distL="0" distR="0" wp14:anchorId="33E40B36" wp14:editId="6A28634D">
             <wp:extent cx="5943600" cy="3009265"/>
             <wp:effectExtent l="0" t="0" r="0" b="635"/>
-            <wp:docPr id="1088013713" name="Picture 9"/>
+            <wp:docPr id="154251261" name="Picture 9"/>
             <wp:cNvGraphicFramePr>
               <a:graphicFrameLocks xmlns:a="http://schemas.openxmlformats.org/drawingml/2006/main" noChangeAspect="1"/>
             </wp:cNvGraphicFramePr>
@@ -246,16 +263,27 @@
     </w:p>
     <w:p>
       <w:r>
+        <w:t> </w:t>
+      </w:r>
+    </w:p>
+    <w:p>
+      <w:r>
+        <w:t> </w:t>
+      </w:r>
+    </w:p>
+    <w:p>
+      <w:r>
         <w:t>Add a new field in Goal Form</w:t>
       </w:r>
     </w:p>
     <w:p>
       <w:r>
+        <w:lastRenderedPageBreak/>
         <w:drawing>
-          <wp:inline distT="0" distB="0" distL="0" distR="0" wp14:anchorId="185640D7" wp14:editId="52D517E9">
-            <wp:extent cx="5397077" cy="2514600"/>
+          <wp:inline distT="0" distB="0" distL="0" distR="0" wp14:anchorId="4E8ED88E" wp14:editId="722DB80F">
+            <wp:extent cx="5943600" cy="2769235"/>
             <wp:effectExtent l="0" t="0" r="0" b="0"/>
-            <wp:docPr id="94500948" name="Picture 8"/>
+            <wp:docPr id="864178515" name="Picture 8"/>
             <wp:cNvGraphicFramePr>
               <a:graphicFrameLocks xmlns:a="http://schemas.openxmlformats.org/drawingml/2006/main" noChangeAspect="1"/>
             </wp:cNvGraphicFramePr>
@@ -284,7 +312,7 @@
                   <pic:spPr bwMode="auto">
                     <a:xfrm>
                       <a:off x="0" y="0"/>
-                      <a:ext cx="5426393" cy="2528259"/>
+                      <a:ext cx="5943600" cy="2769235"/>
                     </a:xfrm>
                     <a:prstGeom prst="rect">
                       <a:avLst/>
@@ -303,7 +331,6 @@
     </w:p>
     <w:p>
       <w:r>
-        <w:lastRenderedPageBreak/>
         <w:t> </w:t>
       </w:r>
     </w:p>
@@ -315,10 +342,10 @@
     <w:p>
       <w:r>
         <w:drawing>
-          <wp:inline distT="0" distB="0" distL="0" distR="0" wp14:anchorId="40022789" wp14:editId="08A03E0D">
+          <wp:inline distT="0" distB="0" distL="0" distR="0" wp14:anchorId="5916936E" wp14:editId="208FB6CD">
             <wp:extent cx="4305300" cy="2057400"/>
             <wp:effectExtent l="0" t="0" r="0" b="0"/>
-            <wp:docPr id="1072215012" name="Picture 7"/>
+            <wp:docPr id="1318765457" name="Picture 7"/>
             <wp:cNvGraphicFramePr>
               <a:graphicFrameLocks xmlns:a="http://schemas.openxmlformats.org/drawingml/2006/main" noChangeAspect="1"/>
             </wp:cNvGraphicFramePr>
@@ -370,7 +397,7 @@
       <w:footerReference w:type="default" r:id="rId13"/>
       <w:footerReference w:type="first" r:id="rId14"/>
       <w:pgSz w:w="12240" w:h="15840"/>
-      <w:pgMar w:top="900" w:right="1440" w:bottom="1440" w:left="1440" w:header="720" w:footer="720" w:gutter="0"/>
+      <w:pgMar w:top="1440" w:right="1440" w:bottom="1440" w:left="1440" w:header="720" w:footer="720" w:gutter="0"/>
       <w:cols w:space="720"/>
       <w:docGrid w:linePitch="360"/>
     </w:sectPr>
@@ -416,7 +443,7 @@
       <mc:AlternateContent>
         <mc:Choice Requires="wps">
           <w:drawing>
-            <wp:anchor distT="0" distB="0" distL="0" distR="0" simplePos="0" relativeHeight="251659264" behindDoc="0" locked="0" layoutInCell="1" allowOverlap="1" wp14:anchorId="1660FC19" wp14:editId="4CAFE228">
+            <wp:anchor distT="0" distB="0" distL="0" distR="0" simplePos="0" relativeHeight="251659264" behindDoc="0" locked="0" layoutInCell="1" allowOverlap="1" wp14:anchorId="1300E75A" wp14:editId="37483DD2">
               <wp:simplePos x="635" y="635"/>
               <wp:positionH relativeFrom="page">
                 <wp:align>left</wp:align>
@@ -427,7 +454,7 @@
               <wp:extent cx="2268220" cy="405765"/>
               <wp:effectExtent l="0" t="0" r="17780" b="0"/>
               <wp:wrapNone/>
-              <wp:docPr id="296726634" name="Text Box 14" descr="Foot Locker - Internal Use Only">
+              <wp:docPr id="355783698" name="Text Box 14" descr="Foot Locker - Internal Use Only">
                 <a:extLst xmlns:a="http://schemas.openxmlformats.org/drawingml/2006/main">
                   <a:ext uri="{5AE41FA2-C0FF-4470-9BD4-5FADCA87CBE2}">
                     <aclsh:classification xmlns:aclsh="http://schemas.microsoft.com/office/drawing/2020/classificationShape" classificationOutcomeType="ftr"/>
@@ -488,7 +515,7 @@
         </mc:Choice>
         <mc:Fallback>
           <w:pict>
-            <v:shapetype w14:anchorId="1660FC19" id="_x0000_t202" coordsize="21600,21600" o:spt="202" path="m,l,21600r21600,l21600,xe">
+            <v:shapetype w14:anchorId="1300E75A" id="_x0000_t202" coordsize="21600,21600" o:spt="202" path="m,l,21600r21600,l21600,xe">
               <v:stroke joinstyle="miter"/>
               <v:path gradientshapeok="t" o:connecttype="rect"/>
             </v:shapetype>
@@ -539,8 +566,8 @@
       <mc:AlternateContent>
         <mc:Choice Requires="wps">
           <w:drawing>
-            <wp:anchor distT="0" distB="0" distL="0" distR="0" simplePos="0" relativeHeight="251660288" behindDoc="0" locked="0" layoutInCell="1" allowOverlap="1" wp14:anchorId="5DC4B7D2" wp14:editId="1BE01EF9">
-              <wp:simplePos x="914400" y="9417050"/>
+            <wp:anchor distT="0" distB="0" distL="0" distR="0" simplePos="0" relativeHeight="251660288" behindDoc="0" locked="0" layoutInCell="1" allowOverlap="1" wp14:anchorId="230B9B78" wp14:editId="605AC8CD">
+              <wp:simplePos x="914400" y="9414344"/>
               <wp:positionH relativeFrom="page">
                 <wp:align>left</wp:align>
               </wp:positionH>
@@ -550,7 +577,7 @@
               <wp:extent cx="2268220" cy="405765"/>
               <wp:effectExtent l="0" t="0" r="17780" b="0"/>
               <wp:wrapNone/>
-              <wp:docPr id="1555633500" name="Text Box 15" descr="Foot Locker - Internal Use Only">
+              <wp:docPr id="1952041875" name="Text Box 15" descr="Foot Locker - Internal Use Only">
                 <a:extLst xmlns:a="http://schemas.openxmlformats.org/drawingml/2006/main">
                   <a:ext uri="{5AE41FA2-C0FF-4470-9BD4-5FADCA87CBE2}">
                     <aclsh:classification xmlns:aclsh="http://schemas.microsoft.com/office/drawing/2020/classificationShape" classificationOutcomeType="ftr"/>
@@ -611,7 +638,7 @@
         </mc:Choice>
         <mc:Fallback>
           <w:pict>
-            <v:shapetype w14:anchorId="5DC4B7D2" id="_x0000_t202" coordsize="21600,21600" o:spt="202" path="m,l,21600r21600,l21600,xe">
+            <v:shapetype w14:anchorId="230B9B78" id="_x0000_t202" coordsize="21600,21600" o:spt="202" path="m,l,21600r21600,l21600,xe">
               <v:stroke joinstyle="miter"/>
               <v:path gradientshapeok="t" o:connecttype="rect"/>
             </v:shapetype>
@@ -662,7 +689,7 @@
       <mc:AlternateContent>
         <mc:Choice Requires="wps">
           <w:drawing>
-            <wp:anchor distT="0" distB="0" distL="0" distR="0" simplePos="0" relativeHeight="251658240" behindDoc="0" locked="0" layoutInCell="1" allowOverlap="1" wp14:anchorId="77F325AF" wp14:editId="006F85B9">
+            <wp:anchor distT="0" distB="0" distL="0" distR="0" simplePos="0" relativeHeight="251658240" behindDoc="0" locked="0" layoutInCell="1" allowOverlap="1" wp14:anchorId="12B9B684" wp14:editId="52EA8147">
               <wp:simplePos x="635" y="635"/>
               <wp:positionH relativeFrom="page">
                 <wp:align>left</wp:align>
@@ -673,7 +700,7 @@
               <wp:extent cx="2268220" cy="405765"/>
               <wp:effectExtent l="0" t="0" r="17780" b="0"/>
               <wp:wrapNone/>
-              <wp:docPr id="807515832" name="Text Box 13" descr="Foot Locker - Internal Use Only">
+              <wp:docPr id="184552105" name="Text Box 13" descr="Foot Locker - Internal Use Only">
                 <a:extLst xmlns:a="http://schemas.openxmlformats.org/drawingml/2006/main">
                   <a:ext uri="{5AE41FA2-C0FF-4470-9BD4-5FADCA87CBE2}">
                     <aclsh:classification xmlns:aclsh="http://schemas.microsoft.com/office/drawing/2020/classificationShape" classificationOutcomeType="ftr"/>
@@ -734,7 +761,7 @@
         </mc:Choice>
         <mc:Fallback>
           <w:pict>
-            <v:shapetype w14:anchorId="77F325AF" id="_x0000_t202" coordsize="21600,21600" o:spt="202" path="m,l,21600r21600,l21600,xe">
+            <v:shapetype w14:anchorId="12B9B684" id="_x0000_t202" coordsize="21600,21600" o:spt="202" path="m,l,21600r21600,l21600,xe">
               <v:stroke joinstyle="miter"/>
               <v:path gradientshapeok="t" o:connecttype="rect"/>
             </v:shapetype>
@@ -1205,7 +1232,7 @@
     <w:link w:val="Heading1Char"/>
     <w:uiPriority w:val="9"/>
     <w:qFormat/>
-    <w:rsid w:val="003728A9"/>
+    <w:rsid w:val="00005F7F"/>
     <w:pPr>
       <w:keepNext/>
       <w:keepLines/>
@@ -1228,7 +1255,7 @@
     <w:semiHidden/>
     <w:unhideWhenUsed/>
     <w:qFormat/>
-    <w:rsid w:val="003728A9"/>
+    <w:rsid w:val="00005F7F"/>
     <w:pPr>
       <w:keepNext/>
       <w:keepLines/>
@@ -1251,7 +1278,7 @@
     <w:semiHidden/>
     <w:unhideWhenUsed/>
     <w:qFormat/>
-    <w:rsid w:val="003728A9"/>
+    <w:rsid w:val="00005F7F"/>
     <w:pPr>
       <w:keepNext/>
       <w:keepLines/>
@@ -1274,7 +1301,7 @@
     <w:semiHidden/>
     <w:unhideWhenUsed/>
     <w:qFormat/>
-    <w:rsid w:val="003728A9"/>
+    <w:rsid w:val="00005F7F"/>
     <w:pPr>
       <w:keepNext/>
       <w:keepLines/>
@@ -1297,7 +1324,7 @@
     <w:semiHidden/>
     <w:unhideWhenUsed/>
     <w:qFormat/>
-    <w:rsid w:val="003728A9"/>
+    <w:rsid w:val="00005F7F"/>
     <w:pPr>
       <w:keepNext/>
       <w:keepLines/>
@@ -1318,7 +1345,7 @@
     <w:semiHidden/>
     <w:unhideWhenUsed/>
     <w:qFormat/>
-    <w:rsid w:val="003728A9"/>
+    <w:rsid w:val="00005F7F"/>
     <w:pPr>
       <w:keepNext/>
       <w:keepLines/>
@@ -1341,7 +1368,7 @@
     <w:semiHidden/>
     <w:unhideWhenUsed/>
     <w:qFormat/>
-    <w:rsid w:val="003728A9"/>
+    <w:rsid w:val="00005F7F"/>
     <w:pPr>
       <w:keepNext/>
       <w:keepLines/>
@@ -1362,7 +1389,7 @@
     <w:semiHidden/>
     <w:unhideWhenUsed/>
     <w:qFormat/>
-    <w:rsid w:val="003728A9"/>
+    <w:rsid w:val="00005F7F"/>
     <w:pPr>
       <w:keepNext/>
       <w:keepLines/>
@@ -1385,7 +1412,7 @@
     <w:semiHidden/>
     <w:unhideWhenUsed/>
     <w:qFormat/>
-    <w:rsid w:val="003728A9"/>
+    <w:rsid w:val="00005F7F"/>
     <w:pPr>
       <w:keepNext/>
       <w:keepLines/>
@@ -1428,7 +1455,7 @@
     <w:basedOn w:val="DefaultParagraphFont"/>
     <w:link w:val="Heading1"/>
     <w:uiPriority w:val="9"/>
-    <w:rsid w:val="003728A9"/>
+    <w:rsid w:val="00005F7F"/>
     <w:rPr>
       <w:rFonts w:asciiTheme="majorHAnsi" w:eastAsiaTheme="majorEastAsia" w:hAnsiTheme="majorHAnsi" w:cstheme="majorBidi"/>
       <w:color w:val="0F4761" w:themeColor="accent1" w:themeShade="BF"/>
@@ -1442,7 +1469,7 @@
     <w:link w:val="Heading2"/>
     <w:uiPriority w:val="9"/>
     <w:semiHidden/>
-    <w:rsid w:val="003728A9"/>
+    <w:rsid w:val="00005F7F"/>
     <w:rPr>
       <w:rFonts w:asciiTheme="majorHAnsi" w:eastAsiaTheme="majorEastAsia" w:hAnsiTheme="majorHAnsi" w:cstheme="majorBidi"/>
       <w:color w:val="0F4761" w:themeColor="accent1" w:themeShade="BF"/>
@@ -1456,7 +1483,7 @@
     <w:link w:val="Heading3"/>
     <w:uiPriority w:val="9"/>
     <w:semiHidden/>
-    <w:rsid w:val="003728A9"/>
+    <w:rsid w:val="00005F7F"/>
     <w:rPr>
       <w:rFonts w:eastAsiaTheme="majorEastAsia" w:cstheme="majorBidi"/>
       <w:color w:val="0F4761" w:themeColor="accent1" w:themeShade="BF"/>
@@ -1470,7 +1497,7 @@
     <w:link w:val="Heading4"/>
     <w:uiPriority w:val="9"/>
     <w:semiHidden/>
-    <w:rsid w:val="003728A9"/>
+    <w:rsid w:val="00005F7F"/>
     <w:rPr>
       <w:rFonts w:eastAsiaTheme="majorEastAsia" w:cstheme="majorBidi"/>
       <w:i/>
@@ -1484,7 +1511,7 @@
     <w:link w:val="Heading5"/>
     <w:uiPriority w:val="9"/>
     <w:semiHidden/>
-    <w:rsid w:val="003728A9"/>
+    <w:rsid w:val="00005F7F"/>
     <w:rPr>
       <w:rFonts w:eastAsiaTheme="majorEastAsia" w:cstheme="majorBidi"/>
       <w:color w:val="0F4761" w:themeColor="accent1" w:themeShade="BF"/>
@@ -1496,7 +1523,7 @@
     <w:link w:val="Heading6"/>
     <w:uiPriority w:val="9"/>
     <w:semiHidden/>
-    <w:rsid w:val="003728A9"/>
+    <w:rsid w:val="00005F7F"/>
     <w:rPr>
       <w:rFonts w:eastAsiaTheme="majorEastAsia" w:cstheme="majorBidi"/>
       <w:i/>
@@ -1510,7 +1537,7 @@
     <w:link w:val="Heading7"/>
     <w:uiPriority w:val="9"/>
     <w:semiHidden/>
-    <w:rsid w:val="003728A9"/>
+    <w:rsid w:val="00005F7F"/>
     <w:rPr>
       <w:rFonts w:eastAsiaTheme="majorEastAsia" w:cstheme="majorBidi"/>
       <w:color w:val="595959" w:themeColor="text1" w:themeTint="A6"/>
@@ -1522,7 +1549,7 @@
     <w:link w:val="Heading8"/>
     <w:uiPriority w:val="9"/>
     <w:semiHidden/>
-    <w:rsid w:val="003728A9"/>
+    <w:rsid w:val="00005F7F"/>
     <w:rPr>
       <w:rFonts w:eastAsiaTheme="majorEastAsia" w:cstheme="majorBidi"/>
       <w:i/>
@@ -1536,7 +1563,7 @@
     <w:link w:val="Heading9"/>
     <w:uiPriority w:val="9"/>
     <w:semiHidden/>
-    <w:rsid w:val="003728A9"/>
+    <w:rsid w:val="00005F7F"/>
     <w:rPr>
       <w:rFonts w:eastAsiaTheme="majorEastAsia" w:cstheme="majorBidi"/>
       <w:color w:val="272727" w:themeColor="text1" w:themeTint="D8"/>
@@ -1549,7 +1576,7 @@
     <w:link w:val="TitleChar"/>
     <w:uiPriority w:val="10"/>
     <w:qFormat/>
-    <w:rsid w:val="003728A9"/>
+    <w:rsid w:val="00005F7F"/>
     <w:pPr>
       <w:spacing w:after="80" w:line="240" w:lineRule="auto"/>
       <w:contextualSpacing/>
@@ -1567,7 +1594,7 @@
     <w:basedOn w:val="DefaultParagraphFont"/>
     <w:link w:val="Title"/>
     <w:uiPriority w:val="10"/>
-    <w:rsid w:val="003728A9"/>
+    <w:rsid w:val="00005F7F"/>
     <w:rPr>
       <w:rFonts w:asciiTheme="majorHAnsi" w:eastAsiaTheme="majorEastAsia" w:hAnsiTheme="majorHAnsi" w:cstheme="majorBidi"/>
       <w:spacing w:val="-10"/>
@@ -1583,7 +1610,7 @@
     <w:link w:val="SubtitleChar"/>
     <w:uiPriority w:val="11"/>
     <w:qFormat/>
-    <w:rsid w:val="003728A9"/>
+    <w:rsid w:val="00005F7F"/>
     <w:pPr>
       <w:numPr>
         <w:ilvl w:val="1"/>
@@ -1602,7 +1629,7 @@
     <w:basedOn w:val="DefaultParagraphFont"/>
     <w:link w:val="Subtitle"/>
     <w:uiPriority w:val="11"/>
-    <w:rsid w:val="003728A9"/>
+    <w:rsid w:val="00005F7F"/>
     <w:rPr>
       <w:rFonts w:eastAsiaTheme="majorEastAsia" w:cstheme="majorBidi"/>
       <w:color w:val="595959" w:themeColor="text1" w:themeTint="A6"/>
@@ -1618,7 +1645,7 @@
     <w:link w:val="QuoteChar"/>
     <w:uiPriority w:val="29"/>
     <w:qFormat/>
-    <w:rsid w:val="003728A9"/>
+    <w:rsid w:val="00005F7F"/>
     <w:pPr>
       <w:spacing w:before="160"/>
       <w:jc w:val="center"/>
@@ -1634,7 +1661,7 @@
     <w:basedOn w:val="DefaultParagraphFont"/>
     <w:link w:val="Quote"/>
     <w:uiPriority w:val="29"/>
-    <w:rsid w:val="003728A9"/>
+    <w:rsid w:val="00005F7F"/>
     <w:rPr>
       <w:i/>
       <w:iCs/>
@@ -1646,7 +1673,7 @@
     <w:basedOn w:val="Normal"/>
     <w:uiPriority w:val="34"/>
     <w:qFormat/>
-    <w:rsid w:val="003728A9"/>
+    <w:rsid w:val="00005F7F"/>
     <w:pPr>
       <w:ind w:left="720"/>
       <w:contextualSpacing/>
@@ -1657,7 +1684,7 @@
     <w:basedOn w:val="DefaultParagraphFont"/>
     <w:uiPriority w:val="21"/>
     <w:qFormat/>
-    <w:rsid w:val="003728A9"/>
+    <w:rsid w:val="00005F7F"/>
     <w:rPr>
       <w:i/>
       <w:iCs/>
@@ -1671,7 +1698,7 @@
     <w:link w:val="IntenseQuoteChar"/>
     <w:uiPriority w:val="30"/>
     <w:qFormat/>
-    <w:rsid w:val="003728A9"/>
+    <w:rsid w:val="00005F7F"/>
     <w:pPr>
       <w:pBdr>
         <w:top w:val="single" w:sz="4" w:space="10" w:color="0F4761" w:themeColor="accent1" w:themeShade="BF"/>
@@ -1692,7 +1719,7 @@
     <w:basedOn w:val="DefaultParagraphFont"/>
     <w:link w:val="IntenseQuote"/>
     <w:uiPriority w:val="30"/>
-    <w:rsid w:val="003728A9"/>
+    <w:rsid w:val="00005F7F"/>
     <w:rPr>
       <w:i/>
       <w:iCs/>
@@ -1704,7 +1731,7 @@
     <w:basedOn w:val="DefaultParagraphFont"/>
     <w:uiPriority w:val="32"/>
     <w:qFormat/>
-    <w:rsid w:val="003728A9"/>
+    <w:rsid w:val="00005F7F"/>
     <w:rPr>
       <w:b/>
       <w:bCs/>
@@ -1719,7 +1746,7 @@
     <w:link w:val="FooterChar"/>
     <w:uiPriority w:val="99"/>
     <w:unhideWhenUsed/>
-    <w:rsid w:val="003728A9"/>
+    <w:rsid w:val="00005F7F"/>
     <w:pPr>
       <w:tabs>
         <w:tab w:val="center" w:pos="4680"/>
@@ -1733,7 +1760,7 @@
     <w:basedOn w:val="DefaultParagraphFont"/>
     <w:link w:val="Footer"/>
     <w:uiPriority w:val="99"/>
-    <w:rsid w:val="003728A9"/>
+    <w:rsid w:val="00005F7F"/>
   </w:style>
 </w:styles>
 </file>
